--- a/Documentation/SplitSync_Developer_Guide.docx
+++ b/Documentation/SplitSync_Developer_Guide.docx
@@ -480,15 +480,40 @@
     <w:p>
       <w:pPr>
         <w:spacing w:after="120"/>
-        <w:shd w:val="clear" w:color="auto" w:fill="EEEEEE"/>
-        <w:jc w:val="center"/>
-      </w:pPr>
-      <w:r>
-        <w:rPr>
-          <w:i/>
-          <w:color w:val="888888"/>
-        </w:rPr>
-        <w:t xml:space="preserve">[Screenshot: LearnLine unit page — PRT585/681 with Assessment 4 submission link visible]</w:t>
+      </w:pPr>
+      <w:r>
+        <w:drawing>
+          <wp:inline xmlns:a="http://schemas.openxmlformats.org/drawingml/2006/main" xmlns:pic="http://schemas.openxmlformats.org/drawingml/2006/picture">
+            <wp:extent cx="5029200" cy="2993571"/>
+            <wp:docPr id="1" name="Picture 1"/>
+            <wp:cNvGraphicFramePr>
+              <a:graphicFrameLocks noChangeAspect="1"/>
+            </wp:cNvGraphicFramePr>
+            <a:graphic>
+              <a:graphicData uri="http://schemas.openxmlformats.org/drawingml/2006/picture">
+                <pic:pic>
+                  <pic:nvPicPr>
+                    <pic:cNvPr id="0" name="1.png"/>
+                    <pic:cNvPicPr/>
+                  </pic:nvPicPr>
+                  <pic:blipFill>
+                    <a:blip r:embed="rId8"/>
+                    <a:stretch>
+                      <a:fillRect/>
+                    </a:stretch>
+                  </pic:blipFill>
+                  <pic:spPr>
+                    <a:xfrm>
+                      <a:off x="0" y="0"/>
+                      <a:ext cx="5029200" cy="2993571"/>
+                    </a:xfrm>
+                    <a:prstGeom prst="rect"/>
+                  </pic:spPr>
+                </pic:pic>
+              </a:graphicData>
+            </a:graphic>
+          </wp:inline>
+        </w:drawing>
       </w:r>
     </w:p>
     <w:p>
@@ -749,15 +774,40 @@
     <w:p>
       <w:pPr>
         <w:spacing w:after="120"/>
-        <w:shd w:val="clear" w:color="auto" w:fill="EEEEEE"/>
-        <w:jc w:val="center"/>
-      </w:pPr>
-      <w:r>
-        <w:rPr>
-          <w:i/>
-          <w:color w:val="888888"/>
-        </w:rPr>
-        <w:t xml:space="preserve">[Screenshot: Terminal after cloning — group01_software_project folder created]</w:t>
+      </w:pPr>
+      <w:r>
+        <w:drawing>
+          <wp:inline xmlns:a="http://schemas.openxmlformats.org/drawingml/2006/main" xmlns:pic="http://schemas.openxmlformats.org/drawingml/2006/picture">
+            <wp:extent cx="5029200" cy="1638951"/>
+            <wp:docPr id="2" name="Picture 2"/>
+            <wp:cNvGraphicFramePr>
+              <a:graphicFrameLocks noChangeAspect="1"/>
+            </wp:cNvGraphicFramePr>
+            <a:graphic>
+              <a:graphicData uri="http://schemas.openxmlformats.org/drawingml/2006/picture">
+                <pic:pic>
+                  <pic:nvPicPr>
+                    <pic:cNvPr id="0" name="2.png"/>
+                    <pic:cNvPicPr/>
+                  </pic:nvPicPr>
+                  <pic:blipFill>
+                    <a:blip r:embed="rId9"/>
+                    <a:stretch>
+                      <a:fillRect/>
+                    </a:stretch>
+                  </pic:blipFill>
+                  <pic:spPr>
+                    <a:xfrm>
+                      <a:off x="0" y="0"/>
+                      <a:ext cx="5029200" cy="1638951"/>
+                    </a:xfrm>
+                    <a:prstGeom prst="rect"/>
+                  </pic:spPr>
+                </pic:pic>
+              </a:graphicData>
+            </a:graphic>
+          </wp:inline>
+        </w:drawing>
       </w:r>
     </w:p>
     <w:p>
@@ -935,15 +985,40 @@
     <w:p>
       <w:pPr>
         <w:spacing w:after="120"/>
-        <w:shd w:val="clear" w:color="auto" w:fill="EEEEEE"/>
-        <w:jc w:val="center"/>
-      </w:pPr>
-      <w:r>
-        <w:rPr>
-          <w:i/>
-          <w:color w:val="888888"/>
-        </w:rPr>
-        <w:t xml:space="preserve">[Screenshot: pnpm dev output — API on :5085 and client on :5173 both ready]</w:t>
+      </w:pPr>
+      <w:r>
+        <w:drawing>
+          <wp:inline xmlns:a="http://schemas.openxmlformats.org/drawingml/2006/main" xmlns:pic="http://schemas.openxmlformats.org/drawingml/2006/picture">
+            <wp:extent cx="5029200" cy="1665386"/>
+            <wp:docPr id="3" name="Picture 3"/>
+            <wp:cNvGraphicFramePr>
+              <a:graphicFrameLocks noChangeAspect="1"/>
+            </wp:cNvGraphicFramePr>
+            <a:graphic>
+              <a:graphicData uri="http://schemas.openxmlformats.org/drawingml/2006/picture">
+                <pic:pic>
+                  <pic:nvPicPr>
+                    <pic:cNvPr id="0" name="4.png"/>
+                    <pic:cNvPicPr/>
+                  </pic:nvPicPr>
+                  <pic:blipFill>
+                    <a:blip r:embed="rId10"/>
+                    <a:stretch>
+                      <a:fillRect/>
+                    </a:stretch>
+                  </pic:blipFill>
+                  <pic:spPr>
+                    <a:xfrm>
+                      <a:off x="0" y="0"/>
+                      <a:ext cx="5029200" cy="1665386"/>
+                    </a:xfrm>
+                    <a:prstGeom prst="rect"/>
+                  </pic:spPr>
+                </pic:pic>
+              </a:graphicData>
+            </a:graphic>
+          </wp:inline>
+        </w:drawing>
       </w:r>
     </w:p>
     <w:p>
@@ -1021,15 +1096,40 @@
     <w:p>
       <w:pPr>
         <w:spacing w:after="120"/>
-        <w:shd w:val="clear" w:color="auto" w:fill="EEEEEE"/>
-        <w:jc w:val="center"/>
-      </w:pPr>
-      <w:r>
-        <w:rPr>
-          <w:i/>
-          <w:color w:val="888888"/>
-        </w:rPr>
-        <w:t xml:space="preserve">[Screenshot: dotnet test output — 61 tests passed, 0 failed]</w:t>
+      </w:pPr>
+      <w:r>
+        <w:drawing>
+          <wp:inline xmlns:a="http://schemas.openxmlformats.org/drawingml/2006/main" xmlns:pic="http://schemas.openxmlformats.org/drawingml/2006/picture">
+            <wp:extent cx="5029200" cy="1663200"/>
+            <wp:docPr id="4" name="Picture 4"/>
+            <wp:cNvGraphicFramePr>
+              <a:graphicFrameLocks noChangeAspect="1"/>
+            </wp:cNvGraphicFramePr>
+            <a:graphic>
+              <a:graphicData uri="http://schemas.openxmlformats.org/drawingml/2006/picture">
+                <pic:pic>
+                  <pic:nvPicPr>
+                    <pic:cNvPr id="0" name="3.png"/>
+                    <pic:cNvPicPr/>
+                  </pic:nvPicPr>
+                  <pic:blipFill>
+                    <a:blip r:embed="rId11"/>
+                    <a:stretch>
+                      <a:fillRect/>
+                    </a:stretch>
+                  </pic:blipFill>
+                  <pic:spPr>
+                    <a:xfrm>
+                      <a:off x="0" y="0"/>
+                      <a:ext cx="5029200" cy="1663200"/>
+                    </a:xfrm>
+                    <a:prstGeom prst="rect"/>
+                  </pic:spPr>
+                </pic:pic>
+              </a:graphicData>
+            </a:graphic>
+          </wp:inline>
+        </w:drawing>
       </w:r>
     </w:p>
     <w:p>
@@ -6734,15 +6834,40 @@
     <w:p>
       <w:pPr>
         <w:spacing w:after="120"/>
-        <w:shd w:val="clear" w:color="auto" w:fill="EEEEEE"/>
-        <w:jc w:val="center"/>
-      </w:pPr>
-      <w:r>
-        <w:rPr>
-          <w:i/>
-          <w:color w:val="888888"/>
-        </w:rPr>
-        <w:t xml:space="preserve">[Screenshot: Program.cs in VS Code — the AddScoped registrations highlighted in the builder.Services block]</w:t>
+      </w:pPr>
+      <w:r>
+        <w:drawing>
+          <wp:inline xmlns:a="http://schemas.openxmlformats.org/drawingml/2006/main" xmlns:pic="http://schemas.openxmlformats.org/drawingml/2006/picture">
+            <wp:extent cx="5029200" cy="2395173"/>
+            <wp:docPr id="5" name="Picture 5"/>
+            <wp:cNvGraphicFramePr>
+              <a:graphicFrameLocks noChangeAspect="1"/>
+            </wp:cNvGraphicFramePr>
+            <a:graphic>
+              <a:graphicData uri="http://schemas.openxmlformats.org/drawingml/2006/picture">
+                <pic:pic>
+                  <pic:nvPicPr>
+                    <pic:cNvPr id="0" name="5.png"/>
+                    <pic:cNvPicPr/>
+                  </pic:nvPicPr>
+                  <pic:blipFill>
+                    <a:blip r:embed="rId12"/>
+                    <a:stretch>
+                      <a:fillRect/>
+                    </a:stretch>
+                  </pic:blipFill>
+                  <pic:spPr>
+                    <a:xfrm>
+                      <a:off x="0" y="0"/>
+                      <a:ext cx="5029200" cy="2395173"/>
+                    </a:xfrm>
+                    <a:prstGeom prst="rect"/>
+                  </pic:spPr>
+                </pic:pic>
+              </a:graphicData>
+            </a:graphic>
+          </wp:inline>
+        </w:drawing>
       </w:r>
     </w:p>
   </w:body>

--- a/Documentation/SplitSync_Developer_Guide.docx
+++ b/Documentation/SplitSync_Developer_Guide.docx
@@ -24,7 +24,7 @@
           <w:i/>
           <w:iCs/>
         </w:rPr>
-        <w:t xml:space="preserve">Supplementary documentation for Assessment 4 — covers the sections not in Project_Documentation.docx</w:t>
+        <w:t xml:space="preserve">Supplementary documentation for Assessment 4  -  covers the sections not in Project_Documentation.docx</w:t>
       </w:r>
     </w:p>
     <w:p>
@@ -327,7 +327,7 @@
               <w:spacing w:after="60"/>
             </w:pPr>
             <w:r>
-              <w:t xml:space="preserve">ShantiMoktan_S395240/ — weekly update files per week folder</w:t>
+              <w:t xml:space="preserve">ShantiMoktan_S395240/  -  weekly update files per week folder</w:t>
             </w:r>
           </w:p>
         </w:tc>
@@ -430,7 +430,7 @@
               <w:spacing w:after="60"/>
             </w:pPr>
             <w:r>
-              <w:t xml:space="preserve">CDU LearnLine – PRT585/681 unit page</w:t>
+              <w:t xml:space="preserve">CDU LearnLine - PRT585/681 unit page</w:t>
             </w:r>
           </w:p>
         </w:tc>
@@ -845,7 +845,7 @@
         <w:spacing w:after="120"/>
       </w:pPr>
       <w:r>
-        <w:t xml:space="preserve">The project uses a shared Supabase Postgres database. The connection string is not committed to the repo — ask a team member for it, then store it in .NET user-secrets (never in appsettings.json):</w:t>
+        <w:t xml:space="preserve">The project uses a shared Supabase Postgres database. The connection string is not committed to the repo  -  ask a team member for it, then store it in .NET user-secrets (never in appsettings.json):</w:t>
       </w:r>
     </w:p>
     <w:p>
@@ -927,7 +927,7 @@
         <w:spacing w:after="120"/>
       </w:pPr>
       <w:r>
-        <w:t xml:space="preserve">You do not need to install dotnet-ef globally — dnx downloads and runs the pinned version for you. Tell the team when you apply a migration so everyone stays in sync.</w:t>
+        <w:t xml:space="preserve">You do not need to install dotnet-ef globally  -  dnx downloads and runs the pinned version for you. Tell the team when you apply a migration so everyone stays in sync.</w:t>
       </w:r>
     </w:p>
     <w:p>
@@ -1034,7 +1034,7 @@
         <w:spacing w:after="120"/>
       </w:pPr>
       <w:r>
-        <w:t xml:space="preserve">To confirm everything is connected, open http://localhost:5173 or hit http://localhost:5085/api/health — it should return { "status": "ok" }.</w:t>
+        <w:t xml:space="preserve">To confirm everything is connected, open http://localhost:5173 or hit http://localhost:5085/api/health  -  it should return { "status": "ok" }.</w:t>
       </w:r>
     </w:p>
     <w:p>
@@ -1233,7 +1233,7 @@
         <w:rPr>
           <w:b/>
         </w:rPr>
-        <w:t xml:space="preserve">Backend (NuGet — server/SplitSync.Api.csproj)</w:t>
+        <w:t xml:space="preserve">Backend (NuGet  -  server/SplitSync.Api.csproj)</w:t>
       </w:r>
     </w:p>
     <w:tbl>
@@ -1461,7 +1461,7 @@
               <w:spacing w:after="60"/>
             </w:pPr>
             <w:r>
-              <w:t xml:space="preserve">EF Core CLI tools (migrations) — build-time only</w:t>
+              <w:t xml:space="preserve">EF Core CLI tools (migrations)  -  build-time only</w:t>
             </w:r>
           </w:p>
         </w:tc>
@@ -1524,7 +1524,7 @@
         <w:rPr>
           <w:b/>
         </w:rPr>
-        <w:t xml:space="preserve">Test project (NuGet — server.Tests/SplitSync.Tests.csproj)</w:t>
+        <w:t xml:space="preserve">Test project (NuGet  -  server.Tests/SplitSync.Tests.csproj)</w:t>
       </w:r>
     </w:p>
     <w:tbl>
@@ -1856,7 +1856,7 @@
         <w:rPr>
           <w:b/>
         </w:rPr>
-        <w:t xml:space="preserve">Frontend (npm — client/package.json)</w:t>
+        <w:t xml:space="preserve">Frontend (npm  -  client/package.json)</w:t>
       </w:r>
     </w:p>
     <w:tbl>
@@ -2434,7 +2434,7 @@
         <w:spacing w:after="120"/>
       </w:pPr>
       <w:r>
-        <w:t xml:space="preserve">This section describes how errors flow from the server to the user — how the API signals problems, and how the client catches and displays them.</w:t>
+        <w:t xml:space="preserve">This section describes how errors flow from the server to the user  -  how the API signals problems, and how the client catches and displays them.</w:t>
       </w:r>
     </w:p>
     <w:p>
@@ -2450,7 +2450,7 @@
         <w:pStyle w:val="Heading2"/>
       </w:pPr>
       <w:r>
-        <w:t xml:space="preserve">C.1 Server-Side — HTTP Status Codes</w:t>
+        <w:t xml:space="preserve">C.1 Server-Side  -  HTTP Status Codes</w:t>
       </w:r>
     </w:p>
     <w:p>
@@ -2988,7 +2988,7 @@
         <w:pStyle w:val="Heading2"/>
       </w:pPr>
       <w:r>
-        <w:t xml:space="preserve">C.2 Server-Side — Error Response Shape</w:t>
+        <w:t xml:space="preserve">C.2 Server-Side  -  Error Response Shape</w:t>
       </w:r>
     </w:p>
     <w:p>
@@ -3105,7 +3105,7 @@
         <w:spacing w:after="120"/>
       </w:pPr>
       <w:r>
-        <w:t xml:space="preserve">403 Forbidden and 404 Not Found return an empty body — there is nothing useful to say to the user.</w:t>
+        <w:t xml:space="preserve">403 Forbidden and 404 Not Found return an empty body  -  there is nothing useful to say to the user.</w:t>
       </w:r>
     </w:p>
     <w:p>
@@ -3125,7 +3125,7 @@
           <w:b/>
           <w:bCs/>
         </w:rPr>
-        <w:t xml:space="preserve">Example — conflict on register: </w:t>
+        <w:t xml:space="preserve">Example  -  conflict on register: </w:t>
       </w:r>
     </w:p>
     <w:p>
@@ -3173,7 +3173,7 @@
           <w:b/>
           <w:bCs/>
         </w:rPr>
-        <w:t xml:space="preserve">Example — Identity validation error: </w:t>
+        <w:t xml:space="preserve">Example  -  Identity validation error: </w:t>
       </w:r>
     </w:p>
     <w:p>
@@ -3217,7 +3217,7 @@
         <w:pStyle w:val="Heading2"/>
       </w:pPr>
       <w:r>
-        <w:t xml:space="preserve">C.3 Client-Side — ApiError and the send() Function</w:t>
+        <w:t xml:space="preserve">C.3 Client-Side  -  ApiError and the send() Function</w:t>
       </w:r>
     </w:p>
     <w:p>
@@ -3512,7 +3512,7 @@
               <w:spacing w:after="60"/>
             </w:pPr>
             <w:r>
-              <w:t xml:space="preserve">string — primary key</w:t>
+              <w:t xml:space="preserve">string  -  primary key</w:t>
             </w:r>
           </w:p>
         </w:tc>
@@ -3540,7 +3540,7 @@
               <w:spacing w:after="60"/>
             </w:pPr>
             <w:r>
-              <w:t xml:space="preserve">string — unique</w:t>
+              <w:t xml:space="preserve">string  -  unique</w:t>
             </w:r>
           </w:p>
         </w:tc>
@@ -3568,7 +3568,7 @@
               <w:spacing w:after="60"/>
             </w:pPr>
             <w:r>
-              <w:t xml:space="preserve">string — auto-generated</w:t>
+              <w:t xml:space="preserve">string  -  auto-generated</w:t>
             </w:r>
           </w:p>
         </w:tc>
@@ -3596,7 +3596,7 @@
               <w:spacing w:after="60"/>
             </w:pPr>
             <w:r>
-              <w:t xml:space="preserve">string — bcrypt via Identity</w:t>
+              <w:t xml:space="preserve">string  -  bcrypt via Identity</w:t>
             </w:r>
           </w:p>
         </w:tc>
@@ -3624,7 +3624,7 @@
               <w:spacing w:after="60"/>
             </w:pPr>
             <w:r>
-              <w:t xml:space="preserve">bool — default true</w:t>
+              <w:t xml:space="preserve">bool  -  default true</w:t>
             </w:r>
           </w:p>
         </w:tc>
@@ -3713,7 +3713,7 @@
               <w:spacing w:after="60"/>
             </w:pPr>
             <w:r>
-              <w:t xml:space="preserve">Guid — primary key</w:t>
+              <w:t xml:space="preserve">Guid  -  primary key</w:t>
             </w:r>
           </w:p>
         </w:tc>
@@ -3769,7 +3769,7 @@
               <w:spacing w:after="60"/>
             </w:pPr>
             <w:r>
-              <w:t xml:space="preserve">string — FK to AppUser</w:t>
+              <w:t xml:space="preserve">string  -  FK to AppUser</w:t>
             </w:r>
           </w:p>
         </w:tc>
@@ -3816,7 +3816,7 @@
         <w:spacing w:after="120"/>
       </w:pPr>
       <w:r>
-        <w:t xml:space="preserve">GroupMember  (join table — Group ↔ AppUser)</w:t>
+        <w:t xml:space="preserve">GroupMember  (join table  -  Group ↔ AppUser)</w:t>
       </w:r>
     </w:p>
     <w:tbl>
@@ -3886,7 +3886,7 @@
               <w:spacing w:after="60"/>
             </w:pPr>
             <w:r>
-              <w:t xml:space="preserve">Guid — composite PK, FK to Group</w:t>
+              <w:t xml:space="preserve">Guid  -  composite PK, FK to Group</w:t>
             </w:r>
           </w:p>
         </w:tc>
@@ -3914,7 +3914,7 @@
               <w:spacing w:after="60"/>
             </w:pPr>
             <w:r>
-              <w:t xml:space="preserve">string — composite PK, FK to AppUser</w:t>
+              <w:t xml:space="preserve">string  -  composite PK, FK to AppUser</w:t>
             </w:r>
           </w:p>
         </w:tc>
@@ -4003,7 +4003,7 @@
               <w:spacing w:after="60"/>
             </w:pPr>
             <w:r>
-              <w:t xml:space="preserve">Guid — primary key</w:t>
+              <w:t xml:space="preserve">Guid  -  primary key</w:t>
             </w:r>
           </w:p>
         </w:tc>
@@ -4031,7 +4031,7 @@
               <w:spacing w:after="60"/>
             </w:pPr>
             <w:r>
-              <w:t xml:space="preserve">Guid — FK to Group</w:t>
+              <w:t xml:space="preserve">Guid  -  FK to Group</w:t>
             </w:r>
           </w:p>
         </w:tc>
@@ -4115,7 +4115,7 @@
               <w:spacing w:after="60"/>
             </w:pPr>
             <w:r>
-              <w:t xml:space="preserve">string — "equal" | "unequal" | "percentage"</w:t>
+              <w:t xml:space="preserve">string  -  "equal" | "unequal" | "percentage"</w:t>
             </w:r>
           </w:p>
         </w:tc>
@@ -4143,7 +4143,7 @@
               <w:spacing w:after="60"/>
             </w:pPr>
             <w:r>
-              <w:t xml:space="preserve">string — FK to AppUser</w:t>
+              <w:t xml:space="preserve">string  -  FK to AppUser</w:t>
             </w:r>
           </w:p>
         </w:tc>
@@ -4199,7 +4199,7 @@
               <w:spacing w:after="60"/>
             </w:pPr>
             <w:r>
-              <w:t xml:space="preserve">bool — cached flag; avoids loading bytes when listing</w:t>
+              <w:t xml:space="preserve">bool  -  cached flag; avoids loading bytes when listing</w:t>
             </w:r>
           </w:p>
         </w:tc>
@@ -4246,7 +4246,7 @@
         <w:spacing w:after="120"/>
       </w:pPr>
       <w:r>
-        <w:t xml:space="preserve">ExpenseShare  (join table — Expense ↔ AppUser, stores each person's dollar amount)</w:t>
+        <w:t xml:space="preserve">ExpenseShare  (join table  -  Expense ↔ AppUser, stores each person's dollar amount)</w:t>
       </w:r>
     </w:p>
     <w:tbl>
@@ -4316,7 +4316,7 @@
               <w:spacing w:after="60"/>
             </w:pPr>
             <w:r>
-              <w:t xml:space="preserve">Guid — composite PK, FK to Expense</w:t>
+              <w:t xml:space="preserve">Guid  -  composite PK, FK to Expense</w:t>
             </w:r>
           </w:p>
         </w:tc>
@@ -4344,7 +4344,7 @@
               <w:spacing w:after="60"/>
             </w:pPr>
             <w:r>
-              <w:t xml:space="preserve">string — composite PK, FK to AppUser</w:t>
+              <w:t xml:space="preserve">string  -  composite PK, FK to AppUser</w:t>
             </w:r>
           </w:p>
         </w:tc>
@@ -4372,7 +4372,7 @@
               <w:spacing w:after="60"/>
             </w:pPr>
             <w:r>
-              <w:t xml:space="preserve">decimal — this person's share in dollars</w:t>
+              <w:t xml:space="preserve">decimal  -  this person's share in dollars</w:t>
             </w:r>
           </w:p>
         </w:tc>
@@ -4461,7 +4461,7 @@
               <w:spacing w:after="60"/>
             </w:pPr>
             <w:r>
-              <w:t xml:space="preserve">Guid — PK and FK to Expense (1:1)</w:t>
+              <w:t xml:space="preserve">Guid  -  PK and FK to Expense (1:1)</w:t>
             </w:r>
           </w:p>
         </w:tc>
@@ -4489,7 +4489,7 @@
               <w:spacing w:after="60"/>
             </w:pPr>
             <w:r>
-              <w:t xml:space="preserve">byte[] — JPEG/PNG/WebP image bytes</w:t>
+              <w:t xml:space="preserve">byte[]  -  JPEG/PNG/WebP image bytes</w:t>
             </w:r>
           </w:p>
         </w:tc>
@@ -4517,7 +4517,7 @@
               <w:spacing w:after="60"/>
             </w:pPr>
             <w:r>
-              <w:t xml:space="preserve">string — e.g. image/jpeg</w:t>
+              <w:t xml:space="preserve">string  -  e.g. image/jpeg</w:t>
             </w:r>
           </w:p>
         </w:tc>
@@ -4634,7 +4634,7 @@
               <w:spacing w:after="60"/>
             </w:pPr>
             <w:r>
-              <w:t xml:space="preserve">Guid — primary key</w:t>
+              <w:t xml:space="preserve">Guid  -  primary key</w:t>
             </w:r>
           </w:p>
         </w:tc>
@@ -4662,7 +4662,7 @@
               <w:spacing w:after="60"/>
             </w:pPr>
             <w:r>
-              <w:t xml:space="preserve">Guid — FK to Group</w:t>
+              <w:t xml:space="preserve">Guid  -  FK to Group</w:t>
             </w:r>
           </w:p>
         </w:tc>
@@ -4690,7 +4690,7 @@
               <w:spacing w:after="60"/>
             </w:pPr>
             <w:r>
-              <w:t xml:space="preserve">string — FK to AppUser (who paid)</w:t>
+              <w:t xml:space="preserve">string  -  FK to AppUser (who paid)</w:t>
             </w:r>
           </w:p>
         </w:tc>
@@ -4718,7 +4718,7 @@
               <w:spacing w:after="60"/>
             </w:pPr>
             <w:r>
-              <w:t xml:space="preserve">string — FK to AppUser (who received)</w:t>
+              <w:t xml:space="preserve">string  -  FK to AppUser (who received)</w:t>
             </w:r>
           </w:p>
         </w:tc>
@@ -4863,7 +4863,7 @@
               <w:spacing w:after="60"/>
             </w:pPr>
             <w:r>
-              <w:t xml:space="preserve">Guid — primary key</w:t>
+              <w:t xml:space="preserve">Guid  -  primary key</w:t>
             </w:r>
           </w:p>
         </w:tc>
@@ -4891,7 +4891,7 @@
               <w:spacing w:after="60"/>
             </w:pPr>
             <w:r>
-              <w:t xml:space="preserve">string — FK to AppUser</w:t>
+              <w:t xml:space="preserve">string  -  FK to AppUser</w:t>
             </w:r>
           </w:p>
         </w:tc>
@@ -4919,7 +4919,7 @@
               <w:spacing w:after="60"/>
             </w:pPr>
             <w:r>
-              <w:t xml:space="preserve">string — composed at creation time</w:t>
+              <w:t xml:space="preserve">string  -  composed at creation time</w:t>
             </w:r>
           </w:p>
         </w:tc>
@@ -4947,7 +4947,7 @@
               <w:spacing w:after="60"/>
             </w:pPr>
             <w:r>
-              <w:t xml:space="preserve">Guid? — nullable FK to Group (null if group deleted)</w:t>
+              <w:t xml:space="preserve">Guid?  -  nullable FK to Group (null if group deleted)</w:t>
             </w:r>
           </w:p>
         </w:tc>
@@ -5204,7 +5204,7 @@
               <w:spacing w:after="60"/>
             </w:pPr>
             <w:r>
-              <w:t xml:space="preserve">Concrete implementation of IReceiptStorage — stores images as byte[] rows in the ExpenseReceipts table.</w:t>
+              <w:t xml:space="preserve">Concrete implementation of IReceiptStorage  -  stores images as byte[] rows in the ExpenseReceipts table.</w:t>
             </w:r>
           </w:p>
         </w:tc>
@@ -5228,7 +5228,7 @@
         <w:pStyle w:val="Heading1"/>
       </w:pPr>
       <w:r>
-        <w:t xml:space="preserve">E. Adding New Features — Guide</w:t>
+        <w:t xml:space="preserve">E. Adding New Features  -  Guide</w:t>
       </w:r>
     </w:p>
     <w:p>
@@ -5256,7 +5256,7 @@
         <w:spacing w:after="120"/>
       </w:pPr>
       <w:r>
-        <w:t xml:space="preserve">This is a step-by-step walkthrough for adding a new feature from scratch. Use it as a checklist — tick off each step as you go.</w:t>
+        <w:t xml:space="preserve">This is a step-by-step walkthrough for adding a new feature from scratch. Use it as a checklist  -  tick off each step as you go.</w:t>
       </w:r>
     </w:p>
     <w:p>
@@ -5272,7 +5272,7 @@
         <w:pStyle w:val="Heading2"/>
       </w:pPr>
       <w:r>
-        <w:t xml:space="preserve">Step 1 — Create a Trello Card</w:t>
+        <w:t xml:space="preserve">Step 1  -  Create a Trello Card</w:t>
       </w:r>
     </w:p>
     <w:p>
@@ -5340,7 +5340,7 @@
         <w:pStyle w:val="Heading2"/>
       </w:pPr>
       <w:r>
-        <w:t xml:space="preserve">Step 2 — Create a Feature Branch</w:t>
+        <w:t xml:space="preserve">Step 2  -  Create a Feature Branch</w:t>
       </w:r>
     </w:p>
     <w:p>
@@ -5406,7 +5406,7 @@
         <w:pStyle w:val="Heading2"/>
       </w:pPr>
       <w:r>
-        <w:t xml:space="preserve">Step 3 — Add a Model (if new data is needed)</w:t>
+        <w:t xml:space="preserve">Step 3  -  Add a Model (if new data is needed)</w:t>
       </w:r>
     </w:p>
     <w:p>
@@ -5528,7 +5528,7 @@
         <w:pStyle w:val="Heading2"/>
       </w:pPr>
       <w:r>
-        <w:t xml:space="preserve">Step 4 — Add a DTO</w:t>
+        <w:t xml:space="preserve">Step 4  -  Add a DTO</w:t>
       </w:r>
     </w:p>
     <w:p>
@@ -5554,7 +5554,7 @@
         <w:spacing w:after="80"/>
       </w:pPr>
       <w:r>
-        <w:t xml:space="preserve">Keep DTOs flat — no model classes in request/response shapes.</w:t>
+        <w:t xml:space="preserve">Keep DTOs flat  -  no model classes in request/response shapes.</w:t>
       </w:r>
     </w:p>
     <w:p>
@@ -5570,7 +5570,7 @@
         <w:pStyle w:val="Heading2"/>
       </w:pPr>
       <w:r>
-        <w:t xml:space="preserve">Step 5 — Add a Service (if business logic is shared)</w:t>
+        <w:t xml:space="preserve">Step 5  -  Add a Service (if business logic is shared)</w:t>
       </w:r>
     </w:p>
     <w:p>
@@ -5618,7 +5618,7 @@
         <w:spacing w:after="120"/>
       </w:pPr>
       <w:r>
-        <w:t xml:space="preserve">If the feature only needs simple DB queries, it is fine to keep the logic in the controller directly — only extract a service when the logic is non-trivial or shared by multiple controllers.</w:t>
+        <w:t xml:space="preserve">If the feature only needs simple DB queries, it is fine to keep the logic in the controller directly  -  only extract a service when the logic is non-trivial or shared by multiple controllers.</w:t>
       </w:r>
     </w:p>
     <w:p>
@@ -5634,7 +5634,7 @@
         <w:pStyle w:val="Heading2"/>
       </w:pPr>
       <w:r>
-        <w:t xml:space="preserve">Step 6 — Add a Controller Action</w:t>
+        <w:t xml:space="preserve">Step 6  -  Add a Controller Action</w:t>
       </w:r>
     </w:p>
     <w:p>
@@ -5673,7 +5673,7 @@
         <w:spacing w:after="80"/>
       </w:pPr>
       <w:r>
-        <w:t xml:space="preserve">Return typed ActionResult&lt;T&gt; with explicit status codes (Ok, BadRequest, Forbid, NotFound, Conflict, NoContent) — never throw exceptions for expected error cases.</w:t>
+        <w:t xml:space="preserve">Return typed ActionResult&lt;T&gt; with explicit status codes (Ok, BadRequest, Forbid, NotFound, Conflict, NoContent)  -  never throw exceptions for expected error cases.</w:t>
       </w:r>
     </w:p>
     <w:p>
@@ -5702,7 +5702,7 @@
         <w:pStyle w:val="Heading2"/>
       </w:pPr>
       <w:r>
-        <w:t xml:space="preserve">Step 7 — Add the API Call on the Client</w:t>
+        <w:t xml:space="preserve">Step 7  -  Add the API Call on the Client</w:t>
       </w:r>
     </w:p>
     <w:p>
@@ -5744,7 +5744,7 @@
         <w:pStyle w:val="Heading2"/>
       </w:pPr>
       <w:r>
-        <w:t xml:space="preserve">Step 8 — Add a Page or Component</w:t>
+        <w:t xml:space="preserve">Step 8  -  Add a Page or Component</w:t>
       </w:r>
     </w:p>
     <w:p>
@@ -5799,7 +5799,7 @@
         <w:pStyle w:val="Heading2"/>
       </w:pPr>
       <w:r>
-        <w:t xml:space="preserve">Step 9 — Add Styles</w:t>
+        <w:t xml:space="preserve">Step 9  -  Add Styles</w:t>
       </w:r>
     </w:p>
     <w:p>
@@ -5812,7 +5812,7 @@
         <w:spacing w:after="80"/>
       </w:pPr>
       <w:r>
-        <w:t xml:space="preserve">SplitSync uses Tailwind CSS 4. Add utility classes directly on JSX elements — no separate CSS files needed for most cases.</w:t>
+        <w:t xml:space="preserve">SplitSync uses Tailwind CSS 4. Add utility classes directly on JSX elements  -  no separate CSS files needed for most cases.</w:t>
       </w:r>
     </w:p>
     <w:p>
@@ -5854,7 +5854,7 @@
         <w:pStyle w:val="Heading2"/>
       </w:pPr>
       <w:r>
-        <w:t xml:space="preserve">Step 10 — Add Client-Side Validation</w:t>
+        <w:t xml:space="preserve">Step 10  -  Add Client-Side Validation</w:t>
       </w:r>
     </w:p>
     <w:p>
@@ -5893,7 +5893,7 @@
         <w:spacing w:after="80"/>
       </w:pPr>
       <w:r>
-        <w:t xml:space="preserve">The server always validates too — client-side validation is for UX, not security.</w:t>
+        <w:t xml:space="preserve">The server always validates too  -  client-side validation is for UX, not security.</w:t>
       </w:r>
     </w:p>
     <w:p>
@@ -5909,7 +5909,7 @@
         <w:pStyle w:val="Heading2"/>
       </w:pPr>
       <w:r>
-        <w:t xml:space="preserve">Step 11 — Write Tests</w:t>
+        <w:t xml:space="preserve">Step 11  -  Write Tests</w:t>
       </w:r>
     </w:p>
     <w:p>
@@ -5979,7 +5979,7 @@
         <w:pStyle w:val="Heading2"/>
       </w:pPr>
       <w:r>
-        <w:t xml:space="preserve">Step 12 — Commit and Create a PR</w:t>
+        <w:t xml:space="preserve">Step 12  -  Commit and Create a PR</w:t>
       </w:r>
     </w:p>
     <w:p>
@@ -6091,7 +6091,7 @@
         <w:spacing w:after="120"/>
       </w:pPr>
       <w:r>
-        <w:t xml:space="preserve">ASP.NET Core's built-in DI container is configured in server/Program.cs. Every service the controllers need is registered there with an explicit lifetime. Controllers declare dependencies as constructor parameters — the framework resolves and injects them automatically on each request, so controllers never call new on a service.</w:t>
+        <w:t xml:space="preserve">ASP.NET Core's built-in DI container is configured in server/Program.cs. Every service the controllers need is registered there with an explicit lifetime. Controllers declare dependencies as constructor parameters  -  the framework resolves and injects them automatically on each request, so controllers never call new on a service.</w:t>
       </w:r>
     </w:p>
     <w:p>
@@ -6220,7 +6220,7 @@
               <w:spacing w:after="60"/>
             </w:pPr>
             <w:r>
-              <w:t xml:space="preserve">EF Core database session — one instance per HTTP request so a single unit-of-work spans the whole request.</w:t>
+              <w:t xml:space="preserve">EF Core database session  -  one instance per HTTP request so a single unit-of-work spans the whole request.</w:t>
             </w:r>
           </w:p>
         </w:tc>
@@ -6467,7 +6467,7 @@
               <w:spacing w:after="60"/>
             </w:pPr>
             <w:r>
-              <w:t xml:space="preserve">JWT validation middleware — stateless, configured once at startup.</w:t>
+              <w:t xml:space="preserve">JWT validation middleware  -  stateless, configured once at startup.</w:t>
             </w:r>
           </w:p>
         </w:tc>
@@ -6820,7 +6820,7 @@
         <w:spacing w:after="80"/>
       </w:pPr>
       <w:r>
-        <w:t xml:space="preserve">Declare it as a constructor parameter on the controller that needs it — the framework injects it automatically.</w:t>
+        <w:t xml:space="preserve">Declare it as a constructor parameter on the controller that needs it  -  the framework injects it automatically.</w:t>
       </w:r>
     </w:p>
     <w:p>
